--- a/docs/img/schematic.docx
+++ b/docs/img/schematic.docx
@@ -89,9 +89,9 @@
         <mc:AlternateContent>
           <mc:Choice Requires="wpc">
             <w:drawing>
-              <wp:inline distT="0" distB="0" distL="0" distR="0" wp14:anchorId="40F08663" wp14:editId="087DBF6D">
-                <wp:extent cx="5486400" cy="1978796"/>
-                <wp:effectExtent l="0" t="0" r="0" b="2540"/>
+              <wp:inline distT="0" distB="0" distL="0" distR="0" wp14:anchorId="40F08663" wp14:editId="4FE1FA26">
+                <wp:extent cx="5628640" cy="2568776"/>
+                <wp:effectExtent l="0" t="0" r="0" b="3175"/>
                 <wp:docPr id="1655588264" name="Canvas 1"/>
                 <wp:cNvGraphicFramePr>
                   <a:graphicFrameLocks xmlns:a="http://schemas.openxmlformats.org/drawingml/2006/main" noChangeAspect="1"/>
@@ -110,8 +110,8 @@
                         <wps:cNvSpPr txBox="1"/>
                         <wps:spPr>
                           <a:xfrm>
-                            <a:off x="88477" y="761613"/>
-                            <a:ext cx="1059180" cy="651934"/>
+                            <a:off x="88463" y="813787"/>
+                            <a:ext cx="1059180" cy="967443"/>
                           </a:xfrm>
                           <a:prstGeom prst="rect">
                             <a:avLst/>
@@ -159,8 +159,8 @@
                         <wps:cNvSpPr txBox="1"/>
                         <wps:spPr>
                           <a:xfrm>
-                            <a:off x="1497413" y="723513"/>
-                            <a:ext cx="1069680" cy="728134"/>
+                            <a:off x="1507734" y="819199"/>
+                            <a:ext cx="1069680" cy="962029"/>
                           </a:xfrm>
                           <a:prstGeom prst="rect">
                             <a:avLst/>
@@ -230,8 +230,8 @@
                         <wps:cNvSpPr txBox="1"/>
                         <wps:spPr>
                           <a:xfrm>
-                            <a:off x="2907621" y="135541"/>
-                            <a:ext cx="1059180" cy="1794218"/>
+                            <a:off x="2907621" y="52851"/>
+                            <a:ext cx="1059180" cy="2463069"/>
                           </a:xfrm>
                           <a:prstGeom prst="rect">
                             <a:avLst/>
@@ -292,8 +292,8 @@
                         <wps:cNvSpPr txBox="1"/>
                         <wps:spPr>
                           <a:xfrm>
-                            <a:off x="4306653" y="868003"/>
-                            <a:ext cx="1101863" cy="476193"/>
+                            <a:off x="4317224" y="1015601"/>
+                            <a:ext cx="1179747" cy="633489"/>
                           </a:xfrm>
                           <a:prstGeom prst="rect">
                             <a:avLst/>
@@ -312,7 +312,7 @@
                           <w:txbxContent>
                             <w:p>
                               <w:pPr>
-                                <w:spacing w:line="254" w:lineRule="auto"/>
+                                <w:spacing w:before="60" w:line="254" w:lineRule="auto"/>
                                 <w:jc w:val="center"/>
                                 <w:rPr>
                                   <w:rFonts w:ascii="Calibri" w:eastAsia="Yu Mincho" w:hAnsi="Calibri"/>
@@ -324,11 +324,20 @@
                               <w:r>
                                 <w:rPr>
                                   <w:rFonts w:ascii="Calibri" w:eastAsia="Yu Mincho" w:hAnsi="Calibri"/>
+                                  <w:sz w:val="18"/>
+                                  <w:szCs w:val="18"/>
+                                  <w:lang w:val="en-CA"/>
+                                </w:rPr>
+                                <w:t>Hypothesized impacts on individual stock dynamics</w:t>
+                              </w:r>
+                              <w:r>
+                                <w:rPr>
+                                  <w:rFonts w:ascii="Calibri" w:eastAsia="Yu Mincho" w:hAnsi="Calibri"/>
                                   <w:sz w:val="20"/>
                                   <w:szCs w:val="20"/>
                                   <w:lang w:val="en-CA"/>
                                 </w:rPr>
-                                <w:t>Dynamics of an individual stock</w:t>
+                                <w:t xml:space="preserve"> </w:t>
                               </w:r>
                             </w:p>
                           </w:txbxContent>
@@ -345,7 +354,7 @@
                         <wps:cNvSpPr/>
                         <wps:spPr>
                           <a:xfrm>
-                            <a:off x="1147657" y="985979"/>
+                            <a:off x="1147657" y="1213257"/>
                             <a:ext cx="283210" cy="203200"/>
                           </a:xfrm>
                           <a:prstGeom prst="rightArrow">
@@ -388,7 +397,7 @@
                         <wps:cNvSpPr/>
                         <wps:spPr>
                           <a:xfrm>
-                            <a:off x="2567093" y="986474"/>
+                            <a:off x="2567093" y="1213752"/>
                             <a:ext cx="283210" cy="202565"/>
                           </a:xfrm>
                           <a:prstGeom prst="rightArrow">
@@ -432,7 +441,7 @@
                         <wps:cNvSpPr/>
                         <wps:spPr>
                           <a:xfrm>
-                            <a:off x="3966801" y="985839"/>
+                            <a:off x="3966801" y="1213117"/>
                             <a:ext cx="283210" cy="201930"/>
                           </a:xfrm>
                           <a:prstGeom prst="rightArrow">
@@ -479,7 +488,7 @@
           </mc:Choice>
           <mc:Fallback>
             <w:pict>
-              <v:group w14:anchorId="40F08663" id="Canvas 1" o:spid="_x0000_s1026" editas="canvas" style="width:6in;height:155.8pt;mso-position-horizontal-relative:char;mso-position-vertical-relative:line" coordsize="54864,19786" o:gfxdata="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">
+              <v:group w14:anchorId="40F08663" id="Canvas 1" o:spid="_x0000_s1026" editas="canvas" style="width:443.2pt;height:202.25pt;mso-position-horizontal-relative:char;mso-position-vertical-relative:line" coordsize="56286,25685" o:gfxdata="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">
                 <v:shapetype id="_x0000_t75" coordsize="21600,21600" o:spt="75" o:preferrelative="t" path="m@4@5l@4@11@9@11@9@5xe" filled="f" stroked="f">
                   <v:stroke joinstyle="miter"/>
                   <v:formulas>
@@ -499,7 +508,7 @@
                   <v:path o:extrusionok="f" gradientshapeok="t" o:connecttype="rect"/>
                   <o:lock v:ext="edit" aspectratio="t"/>
                 </v:shapetype>
-                <v:shape id="_x0000_s1027" type="#_x0000_t75" style="position:absolute;width:54864;height:19786;visibility:visible;mso-wrap-style:square" filled="t">
+                <v:shape id="_x0000_s1027" type="#_x0000_t75" style="position:absolute;width:56286;height:25685;visibility:visible;mso-wrap-style:square" filled="t">
                   <v:fill o:detectmouseclick="t"/>
                   <v:path o:connecttype="none"/>
                 </v:shape>
@@ -507,7 +516,7 @@
                   <v:stroke joinstyle="miter"/>
                   <v:path gradientshapeok="t" o:connecttype="rect"/>
                 </v:shapetype>
-                <v:shape id="Text Box 1899789848" o:spid="_x0000_s1028" type="#_x0000_t202" style="position:absolute;left:884;top:7616;width:10592;height:6519;visibility:visible;mso-wrap-style:square;v-text-anchor:middle" o:gfxdata="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" fillcolor="#d8d8d8 [2732]" stroked="f" strokeweight=".5pt">
+                <v:shape id="Text Box 1899789848" o:spid="_x0000_s1028" type="#_x0000_t202" style="position:absolute;left:884;top:8137;width:10592;height:9675;visibility:visible;mso-wrap-style:square;v-text-anchor:middle" o:gfxdata="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" fillcolor="#d8d8d8 [2732]" stroked="f" strokeweight=".5pt">
                   <v:textbox>
                     <w:txbxContent>
                       <w:p>
@@ -531,7 +540,7 @@
                     </w:txbxContent>
                   </v:textbox>
                 </v:shape>
-                <v:shape id="Text Box 1" o:spid="_x0000_s1029" type="#_x0000_t202" style="position:absolute;left:14974;top:7235;width:10696;height:7281;visibility:visible;mso-wrap-style:square;v-text-anchor:middle" o:gfxdata="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" fillcolor="#d9e2f3 [660]" stroked="f" strokeweight=".5pt">
+                <v:shape id="Text Box 1" o:spid="_x0000_s1029" type="#_x0000_t202" style="position:absolute;left:15077;top:8191;width:10697;height:9621;visibility:visible;mso-wrap-style:square;v-text-anchor:middle" o:gfxdata="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" fillcolor="#d9e2f3 [660]" stroked="f" strokeweight=".5pt">
                   <v:textbox>
                     <w:txbxContent>
                       <w:p>
@@ -576,7 +585,7 @@
                     </w:txbxContent>
                   </v:textbox>
                 </v:shape>
-                <v:shape id="Text Box 1" o:spid="_x0000_s1030" type="#_x0000_t202" style="position:absolute;left:29076;top:1355;width:10592;height:17942;visibility:visible;mso-wrap-style:square;v-text-anchor:middle" o:gfxdata="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" fillcolor="#b4c6e7 [1300]" stroked="f" strokeweight=".5pt">
+                <v:shape id="Text Box 1" o:spid="_x0000_s1030" type="#_x0000_t202" style="position:absolute;left:29076;top:528;width:10592;height:24631;visibility:visible;mso-wrap-style:square;v-text-anchor:middle" o:gfxdata="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" fillcolor="#b4c6e7 [1300]" stroked="f" strokeweight=".5pt">
                   <v:textbox>
                     <w:txbxContent>
                       <w:p>
@@ -612,12 +621,12 @@
                     </w:txbxContent>
                   </v:textbox>
                 </v:shape>
-                <v:shape id="Text Box 1" o:spid="_x0000_s1031" type="#_x0000_t202" style="position:absolute;left:43066;top:8680;width:11019;height:4761;visibility:visible;mso-wrap-style:square;v-text-anchor:middle" o:gfxdata="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" fillcolor="#8eaadb [1940]" stroked="f" strokeweight=".5pt">
+                <v:shape id="Text Box 1" o:spid="_x0000_s1031" type="#_x0000_t202" style="position:absolute;left:43172;top:10156;width:11797;height:6334;visibility:visible;mso-wrap-style:square;v-text-anchor:middle" o:gfxdata="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" fillcolor="#8eaadb [1940]" stroked="f" strokeweight=".5pt">
                   <v:textbox>
                     <w:txbxContent>
                       <w:p>
                         <w:pPr>
-                          <w:spacing w:line="254" w:lineRule="auto"/>
+                          <w:spacing w:before="60" w:line="254" w:lineRule="auto"/>
                           <w:jc w:val="center"/>
                           <w:rPr>
                             <w:rFonts w:ascii="Calibri" w:eastAsia="Yu Mincho" w:hAnsi="Calibri"/>
@@ -629,11 +638,20 @@
                         <w:r>
                           <w:rPr>
                             <w:rFonts w:ascii="Calibri" w:eastAsia="Yu Mincho" w:hAnsi="Calibri"/>
+                            <w:sz w:val="18"/>
+                            <w:szCs w:val="18"/>
+                            <w:lang w:val="en-CA"/>
+                          </w:rPr>
+                          <w:t>Hypothesized impacts on individual stock dynamics</w:t>
+                        </w:r>
+                        <w:r>
+                          <w:rPr>
+                            <w:rFonts w:ascii="Calibri" w:eastAsia="Yu Mincho" w:hAnsi="Calibri"/>
                             <w:sz w:val="20"/>
                             <w:szCs w:val="20"/>
                             <w:lang w:val="en-CA"/>
                           </w:rPr>
-                          <w:t>Dynamics of an individual stock</w:t>
+                          <w:t xml:space="preserve"> </w:t>
                         </w:r>
                       </w:p>
                     </w:txbxContent>
@@ -655,9 +673,9 @@
                     <v:h position="#0,#1" xrange="0,21600" yrange="0,10800"/>
                   </v:handles>
                 </v:shapetype>
-                <v:shape id="Arrow: Right 539643034" o:spid="_x0000_s1032" type="#_x0000_t13" style="position:absolute;left:11476;top:9859;width:2832;height:2032;visibility:visible;mso-wrap-style:square;v-text-anchor:middle" o:gfxdata="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" adj="13851" fillcolor="#d8d8d8 [2732]" stroked="f" strokeweight="1pt"/>
-                <v:shape id="Arrow: Right 842344018" o:spid="_x0000_s1033" type="#_x0000_t13" style="position:absolute;left:25670;top:9864;width:2833;height:2026;visibility:visible;mso-wrap-style:square;v-text-anchor:middle" o:gfxdata="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" adj="13875" fillcolor="#d9e2f3 [660]" stroked="f" strokeweight="1pt"/>
-                <v:shape id="Arrow: Right 582866687" o:spid="_x0000_s1034" type="#_x0000_t13" style="position:absolute;left:39668;top:9858;width:2832;height:2019;visibility:visible;mso-wrap-style:square;v-text-anchor:middle" o:gfxdata="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" adj="13900" fillcolor="#b4c6e7 [1300]" stroked="f" strokeweight="1pt"/>
+                <v:shape id="Arrow: Right 539643034" o:spid="_x0000_s1032" type="#_x0000_t13" style="position:absolute;left:11476;top:12132;width:2832;height:2032;visibility:visible;mso-wrap-style:square;v-text-anchor:middle" o:gfxdata="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" adj="13851" fillcolor="#d8d8d8 [2732]" stroked="f" strokeweight="1pt"/>
+                <v:shape id="Arrow: Right 842344018" o:spid="_x0000_s1033" type="#_x0000_t13" style="position:absolute;left:25670;top:12137;width:2833;height:2026;visibility:visible;mso-wrap-style:square;v-text-anchor:middle" o:gfxdata="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" adj="13875" fillcolor="#d9e2f3 [660]" stroked="f" strokeweight="1pt"/>
+                <v:shape id="Arrow: Right 582866687" o:spid="_x0000_s1034" type="#_x0000_t13" style="position:absolute;left:39668;top:12131;width:2832;height:2019;visibility:visible;mso-wrap-style:square;v-text-anchor:middle" o:gfxdata="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" adj="13900" fillcolor="#b4c6e7 [1300]" stroked="f" strokeweight="1pt"/>
                 <w10:anchorlock/>
               </v:group>
             </w:pict>
